--- a/A Practical Guide to Using Bayesian Statistics.docx
+++ b/A Practical Guide to Using Bayesian Statistics.docx
@@ -149,7 +149,7 @@
         <w:pStyle w:val="Date"/>
       </w:pPr>
       <w:r>
-        <w:t xml:space="preserve">2026-02-15</w:t>
+        <w:t xml:space="preserve">2026-03-04</w:t>
       </w:r>
     </w:p>
     <w:p>
@@ -457,6 +457,14 @@
         <w:t xml:space="preserve">In Section 6, we provide the reader with additional resources to further explore these topics.</w:t>
       </w:r>
     </w:p>
+    <w:p>
+      <w:pPr>
+        <w:pStyle w:val="BodyText"/>
+      </w:pPr>
+      <w:r>
+        <w:t xml:space="preserve">This paper was written using R Markdown. The underlying code is available as a supplementary file. Where beneficial, we show the code in the body of the paper. Sample code for setting up a possible model is included at the end of the paper.</w:t>
+      </w:r>
+    </w:p>
     <w:bookmarkEnd w:id="20"/>
     <w:bookmarkStart w:id="27" w:name="a-lesson-in-behavioral-economics"/>
     <w:p>
@@ -660,7 +668,7 @@
         <w:pStyle w:val="Highlight"/>
       </w:pPr>
       <w:r>
-        <w:t xml:space="preserve">Do we need an actuarial example?</w:t>
+        <w:t xml:space="preserve">Still need an example. If none come to mind, just might delete this one.</w:t>
       </w:r>
     </w:p>
     <w:bookmarkEnd w:id="22"/>
@@ -959,10 +967,28 @@
     </w:p>
     <w:p>
       <w:pPr>
-        <w:pStyle w:val="Highlight"/>
-      </w:pPr>
-      <w:r>
-        <w:t xml:space="preserve">This section needs some expansion</w:t>
+        <w:pStyle w:val="FirstParagraph"/>
+      </w:pPr>
+      <w:r>
+        <w:t xml:space="preserve">The</w:t>
+      </w:r>
+      <w:r>
+        <w:t xml:space="preserve"> </w:t>
+      </w:r>
+      <w:r>
+        <w:t xml:space="preserve">“</w:t>
+      </w:r>
+      <w:r>
+        <w:t xml:space="preserve">actuarial central estimate</w:t>
+      </w:r>
+      <w:r>
+        <w:t xml:space="preserve">”</w:t>
+      </w:r>
+      <w:r>
+        <w:t xml:space="preserve"> </w:t>
+      </w:r>
+      <w:r>
+        <w:t xml:space="preserve">is a cornerstone of our profession. It reflects the culmination of years of studying and practice. For a lot of our work, it’s all that is typically required. After all, we’re seen as the experts and you’d be hard-pressed to find an end user of our work that is as concerned about confidence levels as we are.</w:t>
       </w:r>
     </w:p>
     <w:p>
@@ -970,7 +996,7 @@
         <w:pStyle w:val="BodyText"/>
       </w:pPr>
       <w:r>
-        <w:t xml:space="preserve">A refresher on types of risk is required (Meyers):</w:t>
+        <w:t xml:space="preserve">As we each have likely missed the mark on a projection at some point in our careers, it is worth reflecting on those misses. Were they due to chance (e.g., process risk), did we fail to adequately capture possible alternatives (e.g., model risk), or was there some underlying bias that caused us to see a trend that wasn’t actually there? There are a lot of risks that are not captured when solely relying on point estimates. We list a few of these risks below (Venter &amp; Sahasrabuddhe):</w:t>
       </w:r>
     </w:p>
     <w:p>
@@ -982,7 +1008,7 @@
         <w:pStyle w:val="Compact"/>
       </w:pPr>
       <w:r>
-        <w:t xml:space="preserve">Process Risk: Average variance of the outcomes from the expected results.</w:t>
+        <w:t xml:space="preserve">Process Risk: Inherent uncertainty of the insurance claims process.</w:t>
       </w:r>
     </w:p>
     <w:p>
@@ -994,7 +1020,7 @@
         <w:pStyle w:val="Compact"/>
       </w:pPr>
       <w:r>
-        <w:t xml:space="preserve">Parameter Risk: Variance due to the many possible parameters.</w:t>
+        <w:t xml:space="preserve">Sampling Risk: Differences between observed sample and the population.</w:t>
       </w:r>
     </w:p>
     <w:p>
@@ -1006,41 +1032,31 @@
         <w:pStyle w:val="Compact"/>
       </w:pPr>
       <w:r>
-        <w:t xml:space="preserve">Model Risk: The risk that one did not select the right model.</w:t>
-      </w:r>
-    </w:p>
-    <w:p>
-      <w:pPr>
-        <w:pStyle w:val="FirstParagraph"/>
-      </w:pPr>
-      <w:r>
-        <w:t xml:space="preserve">The</w:t>
-      </w:r>
-      <w:r>
-        <w:t xml:space="preserve"> </w:t>
-      </w:r>
-      <w:r>
-        <w:t xml:space="preserve">“</w:t>
-      </w:r>
-      <w:r>
-        <w:t xml:space="preserve">actuarial central estimates</w:t>
-      </w:r>
-      <w:r>
-        <w:t xml:space="preserve">”</w:t>
-      </w:r>
-      <w:r>
-        <w:t xml:space="preserve"> </w:t>
-      </w:r>
-      <w:r>
-        <w:t xml:space="preserve">is a cornerstone of our profession. It reflects the culmination of years of studying and practice. For a lot of our work, it’s all that is typically required. After all, we’re seen as the experts and you’d be hard-pressed to find an end user of our work that is as concerned about confidence levels as we are.</w:t>
-      </w:r>
-    </w:p>
-    <w:p>
-      <w:pPr>
-        <w:pStyle w:val="BodyText"/>
-      </w:pPr>
-      <w:r>
-        <w:t xml:space="preserve">As we each have likely missed the mark on a projection at some point in our careers, it is worth reflecting on those misses. Were they due to chance (e.g., process risk), did we fail to adequately capture possible alternatives (e.g., parameter risk), or was there some underlying bias that caused us to see a trend that wasn’t actually there?</w:t>
+        <w:t xml:space="preserve">Data Bias: Results from incorrectly adjusting data in experience period to be on same basis (e.g., cost level) as the exposure period.</w:t>
+      </w:r>
+    </w:p>
+    <w:p>
+      <w:pPr>
+        <w:numPr>
+          <w:ilvl w:val="0"/>
+          <w:numId w:val="1002"/>
+        </w:numPr>
+        <w:pStyle w:val="Compact"/>
+      </w:pPr>
+      <w:r>
+        <w:t xml:space="preserve">Model Misspecification: The risk that one did not select the right model.</w:t>
+      </w:r>
+    </w:p>
+    <w:p>
+      <w:pPr>
+        <w:numPr>
+          <w:ilvl w:val="0"/>
+          <w:numId w:val="1002"/>
+        </w:numPr>
+        <w:pStyle w:val="Compact"/>
+      </w:pPr>
+      <w:r>
+        <w:t xml:space="preserve">Insufficient Parameter Identification: Results when we fail to consider the uncertainty of our model elements.</w:t>
       </w:r>
     </w:p>
     <w:bookmarkEnd w:id="28"/>
@@ -1327,18 +1343,10 @@
     </w:tbl>
     <w:p>
       <w:pPr>
-        <w:pStyle w:val="Highlight"/>
-      </w:pPr>
-      <w:r>
-        <w:t xml:space="preserve">I like Alex’s idea of having three columns instead but the last row needs refined</w:t>
-      </w:r>
-    </w:p>
-    <w:p>
-      <w:pPr>
         <w:pStyle w:val="BodyText"/>
       </w:pPr>
       <w:r>
-        <w:t xml:space="preserve">Upon reviewing these fundamentals, we would argue that actuarial math (as with most predictive statistics) is inherently Bayesian at its core. As actuaries, we typically know historical claim information and can say that claims and events are a known abd fixed sample of observations. When predicting future claims or development on claims, we don’t know the underlying parameters, however, given the historical information and our expertise we can describe some basis of prior assumption about the parameters. Finally, as we want to capture as much risk in our modelling as possible, a frequentist approach typically lacks parameter risk if parameters are fixed.</w:t>
+        <w:t xml:space="preserve">Upon reviewing these fundamentals, we would argue that actuarial math (as with most predictive statistics) is inherently Bayesian at its core. As actuaries, we typically know historical claim information and can say that claims and events are a known and fixed sample of observations. When predicting future claims or development on claims, we don’t know the underlying parameters, however, given the historical information and our expertise we can describe some basis of prior assumption about the parameters. Finally, as we want to capture as much risk in our modelling as possible, a frequentist approach typically lacks parameter risk if parameters are fixed.</w:t>
       </w:r>
     </w:p>
     <w:p>
@@ -2077,6 +2085,14 @@
     </w:p>
     <w:p>
       <w:pPr>
+        <w:pStyle w:val="Highlight"/>
+      </w:pPr>
+      <w:r>
+        <w:t xml:space="preserve">Can we revise this chart to have a wide and narrow prior? We need to have a small blurb on the difference.</w:t>
+      </w:r>
+    </w:p>
+    <w:p>
+      <w:pPr>
         <w:pStyle w:val="BodyText"/>
       </w:pPr>
       <w:r>
@@ -2326,7 +2342,708 @@
         <w:pStyle w:val="BodyText"/>
       </w:pPr>
       <w:r>
-        <w:t xml:space="preserve">In order to assess the model fit of a MCMC model, there are several diagnostics you can analyze. There are many parameters that help in the simulation process of MCMC (e.g., thinning), most of which are beyond the scope of this paper. However, two related parameters that are important to assessing model fit are iterations and chains. Iterations are simply the number of times you want the Monte Carlo process to repeat itself. Chains however, break up the iterations into segments. For example if we wanted to have 30,000 iterations, we could break this up into 3 chains of equal length of 10,000 iterations each. When a new chain is started, the Markov process starts from a new spot. In this example, we would have 3 random starting locations before beginning the 10,000 iterations each. This helps in understanding if the initial starting point influences the convergence of the chain (see discussion on trace plots below for more understanding).</w:t>
+        <w:t xml:space="preserve">In order to assess the model fit of a MCMC model, there are several diagnostics you can analyze. There are many parameters that help in the simulation process of MCMC (e.g., thinning), most of which are beyond the scope of this paper. However, two related parameters that are important to assessing model fit are iterations and chains. Iterations are simply the number of times you want the Monte Carlo process to repeat itself. Chains however, break up the iterations into segments. For example if we wanted to have 30,000 iterations, we could break this up into 3 chains of equal length of 10,000 iterations each. When a new chain is started, the Markov process starts from a new spot. In this example, we would have 3 random starting locations before beginning the 10,000 iterations each. This helps in understanding if the initial starting point influences the convergence of the chain (see discussion on trace plots below for more understanding). We present sample code below of how this could be implemented using dummy data.</w:t>
+      </w:r>
+    </w:p>
+    <w:p>
+      <w:pPr>
+        <w:pStyle w:val="SourceCode"/>
+      </w:pPr>
+      <w:r>
+        <w:rPr>
+          <w:rStyle w:val="NormalTok"/>
+        </w:rPr>
+        <w:t xml:space="preserve">rstan</w:t>
+      </w:r>
+      <w:r>
+        <w:rPr>
+          <w:rStyle w:val="SpecialCharTok"/>
+        </w:rPr>
+        <w:t xml:space="preserve">::</w:t>
+      </w:r>
+      <w:r>
+        <w:rPr>
+          <w:rStyle w:val="FunctionTok"/>
+        </w:rPr>
+        <w:t xml:space="preserve">stan</w:t>
+      </w:r>
+      <w:r>
+        <w:rPr>
+          <w:rStyle w:val="NormalTok"/>
+        </w:rPr>
+        <w:t xml:space="preserve">(</w:t>
+      </w:r>
+      <w:r>
+        <w:br/>
+      </w:r>
+      <w:r>
+        <w:rPr>
+          <w:rStyle w:val="NormalTok"/>
+        </w:rPr>
+        <w:t xml:space="preserve">  </w:t>
+      </w:r>
+      <w:r>
+        <w:rPr>
+          <w:rStyle w:val="CommentTok"/>
+        </w:rPr>
+        <w:t xml:space="preserve"># Empirical data</w:t>
+      </w:r>
+      <w:r>
+        <w:br/>
+      </w:r>
+      <w:r>
+        <w:rPr>
+          <w:rStyle w:val="NormalTok"/>
+        </w:rPr>
+        <w:t xml:space="preserve">  </w:t>
+      </w:r>
+      <w:r>
+        <w:rPr>
+          <w:rStyle w:val="AttributeTok"/>
+        </w:rPr>
+        <w:t xml:space="preserve">data =</w:t>
+      </w:r>
+      <w:r>
+        <w:rPr>
+          <w:rStyle w:val="NormalTok"/>
+        </w:rPr>
+        <w:t xml:space="preserve"> </w:t>
+      </w:r>
+      <w:r>
+        <w:rPr>
+          <w:rStyle w:val="FunctionTok"/>
+        </w:rPr>
+        <w:t xml:space="preserve">list</w:t>
+      </w:r>
+      <w:r>
+        <w:rPr>
+          <w:rStyle w:val="NormalTok"/>
+        </w:rPr>
+        <w:t xml:space="preserve">(</w:t>
+      </w:r>
+      <w:r>
+        <w:br/>
+      </w:r>
+      <w:r>
+        <w:rPr>
+          <w:rStyle w:val="NormalTok"/>
+        </w:rPr>
+        <w:t xml:space="preserve">    </w:t>
+      </w:r>
+      <w:r>
+        <w:rPr>
+          <w:rStyle w:val="AttributeTok"/>
+        </w:rPr>
+        <w:t xml:space="preserve">N =</w:t>
+      </w:r>
+      <w:r>
+        <w:rPr>
+          <w:rStyle w:val="NormalTok"/>
+        </w:rPr>
+        <w:t xml:space="preserve"> </w:t>
+      </w:r>
+      <w:r>
+        <w:rPr>
+          <w:rStyle w:val="DecValTok"/>
+        </w:rPr>
+        <w:t xml:space="preserve">8</w:t>
+      </w:r>
+      <w:r>
+        <w:rPr>
+          <w:rStyle w:val="NormalTok"/>
+        </w:rPr>
+        <w:t xml:space="preserve">, </w:t>
+      </w:r>
+      <w:r>
+        <w:rPr>
+          <w:rStyle w:val="CommentTok"/>
+        </w:rPr>
+        <w:t xml:space="preserve"># Number of observations </w:t>
+      </w:r>
+      <w:r>
+        <w:br/>
+      </w:r>
+      <w:r>
+        <w:rPr>
+          <w:rStyle w:val="NormalTok"/>
+        </w:rPr>
+        <w:t xml:space="preserve">    </w:t>
+      </w:r>
+      <w:r>
+        <w:rPr>
+          <w:rStyle w:val="AttributeTok"/>
+        </w:rPr>
+        <w:t xml:space="preserve">obs =</w:t>
+      </w:r>
+      <w:r>
+        <w:rPr>
+          <w:rStyle w:val="NormalTok"/>
+        </w:rPr>
+        <w:t xml:space="preserve"> </w:t>
+      </w:r>
+      <w:r>
+        <w:rPr>
+          <w:rStyle w:val="FunctionTok"/>
+        </w:rPr>
+        <w:t xml:space="preserve">c</w:t>
+      </w:r>
+      <w:r>
+        <w:rPr>
+          <w:rStyle w:val="NormalTok"/>
+        </w:rPr>
+        <w:t xml:space="preserve">(</w:t>
+      </w:r>
+      <w:r>
+        <w:rPr>
+          <w:rStyle w:val="DecValTok"/>
+        </w:rPr>
+        <w:t xml:space="preserve">6</w:t>
+      </w:r>
+      <w:r>
+        <w:rPr>
+          <w:rStyle w:val="NormalTok"/>
+        </w:rPr>
+        <w:t xml:space="preserve">, </w:t>
+      </w:r>
+      <w:r>
+        <w:rPr>
+          <w:rStyle w:val="DecValTok"/>
+        </w:rPr>
+        <w:t xml:space="preserve">1</w:t>
+      </w:r>
+      <w:r>
+        <w:rPr>
+          <w:rStyle w:val="NormalTok"/>
+        </w:rPr>
+        <w:t xml:space="preserve">, </w:t>
+      </w:r>
+      <w:r>
+        <w:rPr>
+          <w:rStyle w:val="DecValTok"/>
+        </w:rPr>
+        <w:t xml:space="preserve">2</w:t>
+      </w:r>
+      <w:r>
+        <w:rPr>
+          <w:rStyle w:val="NormalTok"/>
+        </w:rPr>
+        <w:t xml:space="preserve">, </w:t>
+      </w:r>
+      <w:r>
+        <w:rPr>
+          <w:rStyle w:val="DecValTok"/>
+        </w:rPr>
+        <w:t xml:space="preserve">3</w:t>
+      </w:r>
+      <w:r>
+        <w:rPr>
+          <w:rStyle w:val="NormalTok"/>
+        </w:rPr>
+        <w:t xml:space="preserve">, </w:t>
+      </w:r>
+      <w:r>
+        <w:rPr>
+          <w:rStyle w:val="DecValTok"/>
+        </w:rPr>
+        <w:t xml:space="preserve">0</w:t>
+      </w:r>
+      <w:r>
+        <w:rPr>
+          <w:rStyle w:val="NormalTok"/>
+        </w:rPr>
+        <w:t xml:space="preserve">, </w:t>
+      </w:r>
+      <w:r>
+        <w:rPr>
+          <w:rStyle w:val="DecValTok"/>
+        </w:rPr>
+        <w:t xml:space="preserve">4</w:t>
+      </w:r>
+      <w:r>
+        <w:rPr>
+          <w:rStyle w:val="NormalTok"/>
+        </w:rPr>
+        <w:t xml:space="preserve">, </w:t>
+      </w:r>
+      <w:r>
+        <w:rPr>
+          <w:rStyle w:val="DecValTok"/>
+        </w:rPr>
+        <w:t xml:space="preserve">1</w:t>
+      </w:r>
+      <w:r>
+        <w:rPr>
+          <w:rStyle w:val="NormalTok"/>
+        </w:rPr>
+        <w:t xml:space="preserve">, </w:t>
+      </w:r>
+      <w:r>
+        <w:rPr>
+          <w:rStyle w:val="DecValTok"/>
+        </w:rPr>
+        <w:t xml:space="preserve">3</w:t>
+      </w:r>
+      <w:r>
+        <w:rPr>
+          <w:rStyle w:val="NormalTok"/>
+        </w:rPr>
+        <w:t xml:space="preserve">) </w:t>
+      </w:r>
+      <w:r>
+        <w:rPr>
+          <w:rStyle w:val="CommentTok"/>
+        </w:rPr>
+        <w:t xml:space="preserve"># Sampled data from Poisson distribution   </w:t>
+      </w:r>
+      <w:r>
+        <w:br/>
+      </w:r>
+      <w:r>
+        <w:rPr>
+          <w:rStyle w:val="NormalTok"/>
+        </w:rPr>
+        <w:t xml:space="preserve">  ),</w:t>
+      </w:r>
+      <w:r>
+        <w:br/>
+      </w:r>
+      <w:r>
+        <w:rPr>
+          <w:rStyle w:val="NormalTok"/>
+        </w:rPr>
+        <w:t xml:space="preserve">  </w:t>
+      </w:r>
+      <w:r>
+        <w:rPr>
+          <w:rStyle w:val="CommentTok"/>
+        </w:rPr>
+        <w:t xml:space="preserve"># Simulation settings</w:t>
+      </w:r>
+      <w:r>
+        <w:br/>
+      </w:r>
+      <w:r>
+        <w:rPr>
+          <w:rStyle w:val="NormalTok"/>
+        </w:rPr>
+        <w:t xml:space="preserve">  </w:t>
+      </w:r>
+      <w:r>
+        <w:rPr>
+          <w:rStyle w:val="AttributeTok"/>
+        </w:rPr>
+        <w:t xml:space="preserve">chains =</w:t>
+      </w:r>
+      <w:r>
+        <w:rPr>
+          <w:rStyle w:val="NormalTok"/>
+        </w:rPr>
+        <w:t xml:space="preserve"> </w:t>
+      </w:r>
+      <w:r>
+        <w:rPr>
+          <w:rStyle w:val="DecValTok"/>
+        </w:rPr>
+        <w:t xml:space="preserve">3</w:t>
+      </w:r>
+      <w:r>
+        <w:rPr>
+          <w:rStyle w:val="NormalTok"/>
+        </w:rPr>
+        <w:t xml:space="preserve">, </w:t>
+      </w:r>
+      <w:r>
+        <w:rPr>
+          <w:rStyle w:val="CommentTok"/>
+        </w:rPr>
+        <w:t xml:space="preserve"># Number of segments to split simulation into</w:t>
+      </w:r>
+      <w:r>
+        <w:br/>
+      </w:r>
+      <w:r>
+        <w:rPr>
+          <w:rStyle w:val="NormalTok"/>
+        </w:rPr>
+        <w:t xml:space="preserve">  </w:t>
+      </w:r>
+      <w:r>
+        <w:rPr>
+          <w:rStyle w:val="AttributeTok"/>
+        </w:rPr>
+        <w:t xml:space="preserve">iter =</w:t>
+      </w:r>
+      <w:r>
+        <w:rPr>
+          <w:rStyle w:val="NormalTok"/>
+        </w:rPr>
+        <w:t xml:space="preserve"> </w:t>
+      </w:r>
+      <w:r>
+        <w:rPr>
+          <w:rStyle w:val="DecValTok"/>
+        </w:rPr>
+        <w:t xml:space="preserve">10000</w:t>
+      </w:r>
+      <w:r>
+        <w:rPr>
+          <w:rStyle w:val="NormalTok"/>
+        </w:rPr>
+        <w:t xml:space="preserve">, </w:t>
+      </w:r>
+      <w:r>
+        <w:rPr>
+          <w:rStyle w:val="CommentTok"/>
+        </w:rPr>
+        <w:t xml:space="preserve"># Number of iterations per chain</w:t>
+      </w:r>
+      <w:r>
+        <w:br/>
+      </w:r>
+      <w:r>
+        <w:rPr>
+          <w:rStyle w:val="NormalTok"/>
+        </w:rPr>
+        <w:t xml:space="preserve">  </w:t>
+      </w:r>
+      <w:r>
+        <w:rPr>
+          <w:rStyle w:val="AttributeTok"/>
+        </w:rPr>
+        <w:t xml:space="preserve">warmup =</w:t>
+      </w:r>
+      <w:r>
+        <w:rPr>
+          <w:rStyle w:val="NormalTok"/>
+        </w:rPr>
+        <w:t xml:space="preserve"> </w:t>
+      </w:r>
+      <w:r>
+        <w:rPr>
+          <w:rStyle w:val="DecValTok"/>
+        </w:rPr>
+        <w:t xml:space="preserve">1000</w:t>
+      </w:r>
+      <w:r>
+        <w:rPr>
+          <w:rStyle w:val="NormalTok"/>
+        </w:rPr>
+        <w:t xml:space="preserve">, </w:t>
+      </w:r>
+      <w:r>
+        <w:rPr>
+          <w:rStyle w:val="CommentTok"/>
+        </w:rPr>
+        <w:t xml:space="preserve"># Number of iterations to "toss out"</w:t>
+      </w:r>
+      <w:r>
+        <w:br/>
+      </w:r>
+      <w:r>
+        <w:rPr>
+          <w:rStyle w:val="NormalTok"/>
+        </w:rPr>
+        <w:t xml:space="preserve">  </w:t>
+      </w:r>
+      <w:r>
+        <w:rPr>
+          <w:rStyle w:val="AttributeTok"/>
+        </w:rPr>
+        <w:t xml:space="preserve">seed =</w:t>
+      </w:r>
+      <w:r>
+        <w:rPr>
+          <w:rStyle w:val="NormalTok"/>
+        </w:rPr>
+        <w:t xml:space="preserve"> </w:t>
+      </w:r>
+      <w:r>
+        <w:rPr>
+          <w:rStyle w:val="DecValTok"/>
+        </w:rPr>
+        <w:t xml:space="preserve">314159</w:t>
+      </w:r>
+      <w:r>
+        <w:rPr>
+          <w:rStyle w:val="NormalTok"/>
+        </w:rPr>
+        <w:t xml:space="preserve">, </w:t>
+      </w:r>
+      <w:r>
+        <w:rPr>
+          <w:rStyle w:val="CommentTok"/>
+        </w:rPr>
+        <w:t xml:space="preserve"># for reproducibility</w:t>
+      </w:r>
+      <w:r>
+        <w:br/>
+      </w:r>
+      <w:r>
+        <w:rPr>
+          <w:rStyle w:val="NormalTok"/>
+        </w:rPr>
+        <w:t xml:space="preserve">  </w:t>
+      </w:r>
+      <w:r>
+        <w:rPr>
+          <w:rStyle w:val="AttributeTok"/>
+        </w:rPr>
+        <w:t xml:space="preserve">model_code =</w:t>
+      </w:r>
+      <w:r>
+        <w:rPr>
+          <w:rStyle w:val="NormalTok"/>
+        </w:rPr>
+        <w:t xml:space="preserve"> </w:t>
+      </w:r>
+      <w:r>
+        <w:rPr>
+          <w:rStyle w:val="StringTok"/>
+        </w:rPr>
+        <w:t xml:space="preserve">'</w:t>
+      </w:r>
+      <w:r>
+        <w:br/>
+      </w:r>
+      <w:r>
+        <w:rPr>
+          <w:rStyle w:val="StringTok"/>
+        </w:rPr>
+        <w:t xml:space="preserve">      // Empirical data, corresponds to first argument in function call</w:t>
+      </w:r>
+      <w:r>
+        <w:br/>
+      </w:r>
+      <w:r>
+        <w:rPr>
+          <w:rStyle w:val="StringTok"/>
+        </w:rPr>
+        <w:t xml:space="preserve">      data{</w:t>
+      </w:r>
+      <w:r>
+        <w:br/>
+      </w:r>
+      <w:r>
+        <w:rPr>
+          <w:rStyle w:val="StringTok"/>
+        </w:rPr>
+        <w:t xml:space="preserve">        // Number of observations      </w:t>
+      </w:r>
+      <w:r>
+        <w:br/>
+      </w:r>
+      <w:r>
+        <w:rPr>
+          <w:rStyle w:val="StringTok"/>
+        </w:rPr>
+        <w:t xml:space="preserve">        int&lt;lower = 0&gt; N; </w:t>
+      </w:r>
+      <w:r>
+        <w:br/>
+      </w:r>
+      <w:r>
+        <w:rPr>
+          <w:rStyle w:val="StringTok"/>
+        </w:rPr>
+        <w:t xml:space="preserve">        </w:t>
+      </w:r>
+      <w:r>
+        <w:br/>
+      </w:r>
+      <w:r>
+        <w:rPr>
+          <w:rStyle w:val="StringTok"/>
+        </w:rPr>
+        <w:t xml:space="preserve">        // The empirical data</w:t>
+      </w:r>
+      <w:r>
+        <w:br/>
+      </w:r>
+      <w:r>
+        <w:rPr>
+          <w:rStyle w:val="StringTok"/>
+        </w:rPr>
+        <w:t xml:space="preserve">        int obs[N]; </w:t>
+      </w:r>
+      <w:r>
+        <w:br/>
+      </w:r>
+      <w:r>
+        <w:rPr>
+          <w:rStyle w:val="StringTok"/>
+        </w:rPr>
+        <w:t xml:space="preserve">      }</w:t>
+      </w:r>
+      <w:r>
+        <w:br/>
+      </w:r>
+      <w:r>
+        <w:rPr>
+          <w:rStyle w:val="StringTok"/>
+        </w:rPr>
+        <w:t xml:space="preserve">      </w:t>
+      </w:r>
+      <w:r>
+        <w:br/>
+      </w:r>
+      <w:r>
+        <w:rPr>
+          <w:rStyle w:val="StringTok"/>
+        </w:rPr>
+        <w:t xml:space="preserve">      // Simulated parameters - i.e., where you set up prior distribution</w:t>
+      </w:r>
+      <w:r>
+        <w:br/>
+      </w:r>
+      <w:r>
+        <w:rPr>
+          <w:rStyle w:val="StringTok"/>
+        </w:rPr>
+        <w:t xml:space="preserve">      parameters {</w:t>
+      </w:r>
+      <w:r>
+        <w:br/>
+      </w:r>
+      <w:r>
+        <w:rPr>
+          <w:rStyle w:val="StringTok"/>
+        </w:rPr>
+        <w:t xml:space="preserve">        // Poisson parameter of our likelihood distribution</w:t>
+      </w:r>
+      <w:r>
+        <w:br/>
+      </w:r>
+      <w:r>
+        <w:rPr>
+          <w:rStyle w:val="StringTok"/>
+        </w:rPr>
+        <w:t xml:space="preserve">        real&lt;lower = 0&gt; sampled_lambda;</w:t>
+      </w:r>
+      <w:r>
+        <w:br/>
+      </w:r>
+      <w:r>
+        <w:rPr>
+          <w:rStyle w:val="StringTok"/>
+        </w:rPr>
+        <w:t xml:space="preserve">      }</w:t>
+      </w:r>
+      <w:r>
+        <w:br/>
+      </w:r>
+      <w:r>
+        <w:rPr>
+          <w:rStyle w:val="StringTok"/>
+        </w:rPr>
+        <w:t xml:space="preserve">      </w:t>
+      </w:r>
+      <w:r>
+        <w:br/>
+      </w:r>
+      <w:r>
+        <w:rPr>
+          <w:rStyle w:val="StringTok"/>
+        </w:rPr>
+        <w:t xml:space="preserve">      // Main model</w:t>
+      </w:r>
+      <w:r>
+        <w:br/>
+      </w:r>
+      <w:r>
+        <w:rPr>
+          <w:rStyle w:val="StringTok"/>
+        </w:rPr>
+        <w:t xml:space="preserve">      model {</w:t>
+      </w:r>
+      <w:r>
+        <w:br/>
+      </w:r>
+      <w:r>
+        <w:rPr>
+          <w:rStyle w:val="StringTok"/>
+        </w:rPr>
+        <w:t xml:space="preserve">        // Assumed prior distribution of lambda: ChiSquare(nu = 2)</w:t>
+      </w:r>
+      <w:r>
+        <w:br/>
+      </w:r>
+      <w:r>
+        <w:rPr>
+          <w:rStyle w:val="StringTok"/>
+        </w:rPr>
+        <w:t xml:space="preserve">        sampled_lambda ~ chi_square(2); </w:t>
+      </w:r>
+      <w:r>
+        <w:br/>
+      </w:r>
+      <w:r>
+        <w:rPr>
+          <w:rStyle w:val="StringTok"/>
+        </w:rPr>
+        <w:t xml:space="preserve">        </w:t>
+      </w:r>
+      <w:r>
+        <w:br/>
+      </w:r>
+      <w:r>
+        <w:rPr>
+          <w:rStyle w:val="StringTok"/>
+        </w:rPr>
+        <w:t xml:space="preserve">        // For each data point, we simulate a poisson likelihood</w:t>
+      </w:r>
+      <w:r>
+        <w:br/>
+      </w:r>
+      <w:r>
+        <w:rPr>
+          <w:rStyle w:val="StringTok"/>
+        </w:rPr>
+        <w:t xml:space="preserve">        for(i in 1:N) {</w:t>
+      </w:r>
+      <w:r>
+        <w:br/>
+      </w:r>
+      <w:r>
+        <w:rPr>
+          <w:rStyle w:val="StringTok"/>
+        </w:rPr>
+        <w:t xml:space="preserve">          obs[i] ~ poisson(sampled_lambda);</w:t>
+      </w:r>
+      <w:r>
+        <w:br/>
+      </w:r>
+      <w:r>
+        <w:rPr>
+          <w:rStyle w:val="StringTok"/>
+        </w:rPr>
+        <w:t xml:space="preserve">        }</w:t>
+      </w:r>
+      <w:r>
+        <w:br/>
+      </w:r>
+      <w:r>
+        <w:rPr>
+          <w:rStyle w:val="StringTok"/>
+        </w:rPr>
+        <w:t xml:space="preserve">      }</w:t>
+      </w:r>
+      <w:r>
+        <w:br/>
+      </w:r>
+      <w:r>
+        <w:rPr>
+          <w:rStyle w:val="StringTok"/>
+        </w:rPr>
+        <w:t xml:space="preserve">  '</w:t>
+      </w:r>
+      <w:r>
+        <w:br/>
+      </w:r>
+      <w:r>
+        <w:rPr>
+          <w:rStyle w:val="NormalTok"/>
+        </w:rPr>
+        <w:t xml:space="preserve">)</w:t>
       </w:r>
     </w:p>
     <w:p>
@@ -2827,8 +3544,119 @@
         <w:pStyle w:val="BodyText"/>
       </w:pPr>
       <w:r>
-        <w:t xml:space="preserve">Another possible step would be to layer in parameter risk since we might not be convinced of our selected lambda. You decide on letting lambda follow a chi-square distribution with degrees of freedom equal to your point estimate.</w:t>
-      </w:r>
+        <w:t xml:space="preserve">Another possible step would be to layer in parameter risk since we might not be convinced of our selected lambda. You decide on letting lambda follow a chi-square distribution with degrees of freedom equal to your point estimate. This can written as follows:</w:t>
+      </w:r>
+    </w:p>
+    <w:p>
+      <w:pPr>
+        <w:pStyle w:val="BodyText"/>
+      </w:pPr>
+      <m:oMath>
+        <m:r>
+          <m:t>X</m:t>
+        </m:r>
+        <m:r>
+          <m:rPr>
+            <m:sty m:val="p"/>
+          </m:rPr>
+          <m:t>∼</m:t>
+        </m:r>
+        <m:r>
+          <m:t>P</m:t>
+        </m:r>
+        <m:r>
+          <m:t>o</m:t>
+        </m:r>
+        <m:r>
+          <m:t>i</m:t>
+        </m:r>
+        <m:r>
+          <m:t>s</m:t>
+        </m:r>
+        <m:d>
+          <m:dPr>
+            <m:begChr m:val="("/>
+            <m:endChr m:val=")"/>
+            <m:sepChr m:val=""/>
+            <m:grow/>
+          </m:dPr>
+          <m:e>
+            <m:r>
+              <m:t>λ</m:t>
+            </m:r>
+            <m:r>
+              <m:rPr>
+                <m:sty m:val="p"/>
+              </m:rPr>
+              <m:t>∼</m:t>
+            </m:r>
+            <m:r>
+              <m:t>C</m:t>
+            </m:r>
+            <m:r>
+              <m:t>h</m:t>
+            </m:r>
+            <m:r>
+              <m:t>i</m:t>
+            </m:r>
+            <m:r>
+              <m:t>S</m:t>
+            </m:r>
+            <m:r>
+              <m:t>q</m:t>
+            </m:r>
+            <m:r>
+              <m:t>u</m:t>
+            </m:r>
+            <m:r>
+              <m:t>a</m:t>
+            </m:r>
+            <m:r>
+              <m:t>r</m:t>
+            </m:r>
+            <m:r>
+              <m:t>e</m:t>
+            </m:r>
+            <m:d>
+              <m:dPr>
+                <m:begChr m:val="("/>
+                <m:endChr m:val=")"/>
+                <m:sepChr m:val=""/>
+                <m:grow/>
+              </m:dPr>
+              <m:e>
+                <m:r>
+                  <m:t>d</m:t>
+                </m:r>
+                <m:r>
+                  <m:rPr>
+                    <m:sty m:val="p"/>
+                  </m:rPr>
+                  <m:t>.</m:t>
+                </m:r>
+                <m:r>
+                  <m:t>f</m:t>
+                </m:r>
+                <m:r>
+                  <m:rPr>
+                    <m:sty m:val="p"/>
+                  </m:rPr>
+                  <m:t>.</m:t>
+                </m:r>
+                <m:r>
+                  <m:rPr>
+                    <m:sty m:val="p"/>
+                  </m:rPr>
+                  <m:t>=</m:t>
+                </m:r>
+                <m:r>
+                  <m:t>183.2</m:t>
+                </m:r>
+              </m:e>
+            </m:d>
+          </m:e>
+        </m:d>
+      </m:oMath>
     </w:p>
     <w:p>
       <w:pPr>
@@ -2902,13 +3730,142 @@
         <w:pStyle w:val="FirstParagraph"/>
       </w:pPr>
       <w:r>
-        <w:t xml:space="preserve">How do we handle these possible biases? That’s where Bayesian MCMC comes in. We’ll continue with the distribution from our parameter risk model but now we let our data inform the simulated lambda value. As an example, if our chi-square simulated lambda is 231 (99th percentile of our chi-square distribution) but the largest data point is only 207, that iteration may not get used (i.e., the frog jumped back to its previous lily pad).</w:t>
+        <w:t xml:space="preserve">How do we handle these possible biases? That’s where Bayesian MCMC comes in. We’ll continue with the distribution from our parameter risk model but now we let our data inform the simulated lambda value. As an example, if our chi-square simulated lambda is 231 (99th percentile of our chi-square distribution) but the largest data point is only 207, that iteration may not get used (i.e., the frog jumped back to its previous lily pad). This can be written as follows:</w:t>
       </w:r>
     </w:p>
     <w:p>
       <w:pPr>
         <w:pStyle w:val="BodyText"/>
       </w:pPr>
+      <m:oMath>
+        <m:r>
+          <m:t>X</m:t>
+        </m:r>
+        <m:r>
+          <m:rPr>
+            <m:sty m:val="p"/>
+          </m:rPr>
+          <m:t>|</m:t>
+        </m:r>
+        <m:r>
+          <m:t>d</m:t>
+        </m:r>
+        <m:r>
+          <m:t>a</m:t>
+        </m:r>
+        <m:r>
+          <m:t>t</m:t>
+        </m:r>
+        <m:r>
+          <m:t>a</m:t>
+        </m:r>
+        <m:r>
+          <m:rPr>
+            <m:sty m:val="p"/>
+          </m:rPr>
+          <m:t>∼</m:t>
+        </m:r>
+        <m:r>
+          <m:t>P</m:t>
+        </m:r>
+        <m:r>
+          <m:t>o</m:t>
+        </m:r>
+        <m:r>
+          <m:t>i</m:t>
+        </m:r>
+        <m:r>
+          <m:t>s</m:t>
+        </m:r>
+        <m:d>
+          <m:dPr>
+            <m:begChr m:val="("/>
+            <m:endChr m:val=")"/>
+            <m:sepChr m:val=""/>
+            <m:grow/>
+          </m:dPr>
+          <m:e>
+            <m:r>
+              <m:t>λ</m:t>
+            </m:r>
+            <m:r>
+              <m:rPr>
+                <m:sty m:val="p"/>
+              </m:rPr>
+              <m:t>∼</m:t>
+            </m:r>
+            <m:r>
+              <m:t>C</m:t>
+            </m:r>
+            <m:r>
+              <m:t>h</m:t>
+            </m:r>
+            <m:r>
+              <m:t>i</m:t>
+            </m:r>
+            <m:r>
+              <m:t>S</m:t>
+            </m:r>
+            <m:r>
+              <m:t>q</m:t>
+            </m:r>
+            <m:r>
+              <m:t>u</m:t>
+            </m:r>
+            <m:r>
+              <m:t>a</m:t>
+            </m:r>
+            <m:r>
+              <m:t>r</m:t>
+            </m:r>
+            <m:r>
+              <m:t>e</m:t>
+            </m:r>
+            <m:d>
+              <m:dPr>
+                <m:begChr m:val="("/>
+                <m:endChr m:val=")"/>
+                <m:sepChr m:val=""/>
+                <m:grow/>
+              </m:dPr>
+              <m:e>
+                <m:r>
+                  <m:t>d</m:t>
+                </m:r>
+                <m:r>
+                  <m:rPr>
+                    <m:sty m:val="p"/>
+                  </m:rPr>
+                  <m:t>.</m:t>
+                </m:r>
+                <m:r>
+                  <m:t>f</m:t>
+                </m:r>
+                <m:r>
+                  <m:rPr>
+                    <m:sty m:val="p"/>
+                  </m:rPr>
+                  <m:t>.</m:t>
+                </m:r>
+                <m:r>
+                  <m:rPr>
+                    <m:sty m:val="p"/>
+                  </m:rPr>
+                  <m:t>=</m:t>
+                </m:r>
+                <m:r>
+                  <m:t>183.2</m:t>
+                </m:r>
+              </m:e>
+            </m:d>
+          </m:e>
+        </m:d>
+      </m:oMath>
+    </w:p>
+    <w:p>
+      <w:pPr>
+        <w:pStyle w:val="BodyText"/>
+      </w:pPr>
       <w:r>
         <w:t xml:space="preserve">After running 10,000 simulations with your selected distribution, you’re left with a central estimate of 156.03. Since you took an objective view (i.e.,</w:t>
       </w:r>
@@ -2971,14 +3928,6 @@
       </w:r>
       <w:r>
         <w:t xml:space="preserve">) of your prior distribution, your result will be closer to the historical average (155.72) than the point estimate (183.2).</w:t>
-      </w:r>
-    </w:p>
-    <w:p>
-      <w:pPr>
-        <w:pStyle w:val="Highlight"/>
-      </w:pPr>
-      <w:r>
-        <w:t xml:space="preserve">let’s add chart showing wide vs narrow prior?</w:t>
       </w:r>
     </w:p>
     <w:p>
@@ -3544,6 +4493,32 @@
       </w:r>
       <w:r>
         <w:t xml:space="preserve">Casualty Actuarial Society E-Forum, Spring 2013.</w:t>
+      </w:r>
+    </w:p>
+    <w:p>
+      <w:pPr>
+        <w:pStyle w:val="BodyText"/>
+      </w:pPr>
+      <w:r>
+        <w:t xml:space="preserve">Venter, Gary, and Rajesh Sahasrabuddhe. 2015.</w:t>
+      </w:r>
+      <w:r>
+        <w:t xml:space="preserve"> </w:t>
+      </w:r>
+      <w:r>
+        <w:t xml:space="preserve">“</w:t>
+      </w:r>
+      <w:r>
+        <w:t xml:space="preserve">A Note on Parameter Risk.</w:t>
+      </w:r>
+      <w:r>
+        <w:t xml:space="preserve">”</w:t>
+      </w:r>
+      <w:r>
+        <w:t xml:space="preserve"> </w:t>
+      </w:r>
+      <w:r>
+        <w:t xml:space="preserve">Variance 9 (1).</w:t>
       </w:r>
     </w:p>
     <w:p>
